--- a/workspace_sandbox/V-2201_Statutory_Approval_Note.docx
+++ b/workspace_sandbox/V-2201_Statutory_Approval_Note.docx
@@ -25,7 +25,7 @@
           <w:color w:val="646E78"/>
           <w:sz w:val="20"/>
         </w:rPr>
-        <w:t>Sovereign AI Engineering Report  |  Generated: 2026-09-13 11:01 UTC</w:t>
+        <w:t>Sovereign AI Engineering Report  |  Generated: 2026-09-13 16:05 UTC</w:t>
       </w:r>
     </w:p>
     <w:p>
